--- a/tillsyn/A 60967-2025 tillsynsbegäran.docx
+++ b/tillsyn/A 60967-2025 tillsynsbegäran.docx
@@ -7,7 +7,7 @@
         <w:pStyle w:val="Title"/>
       </w:pPr>
       <w:r>
-        <w:t>Tillsynsbegäran – information om höga naturvärden i avverkningsanmälan A 60967-2025 i Krokoms kommun</w:t>
+        <w:t>Tillsynsbegäran – information om höga naturvärden och fridlysta arter i avverkningsanmälan A 60967-2025 i Krokoms kommun</w:t>
       </w:r>
     </w:p>
     <w:p>
@@ -22,7 +22,7 @@
     </w:p>
     <w:p>
       <w:r>
-        <w:t>Nedan beskrivs fynd av naturvårdsarter som gjorts i det avverkningsanmälda området.</w:t>
+        <w:t>Nedan beskrivs fynd av naturvårdsarter och fridlysta arter som gjorts i det avverkningsanmälda området. I BILAGA 1 finns artfakta om fridlysta arter.</w:t>
       </w:r>
     </w:p>
     <w:p>
@@ -35,7 +35,7 @@
     </w:p>
     <w:p>
       <w:r>
-        <w:t>I avverkningsanmälan har följande 2 naturvårdsarter hittats: garnlav (NT) och granticka (NT). Av dessa är 2 rödlistade. För rödlistade arter har rödlistekategorin angivits inom parentes.</w:t>
+        <w:t>I avverkningsanmälan har följande 6 naturvårdsarter hittats: doftskinn (NT), garnlav (NT), granticka (NT), harticka (NT), järpe (NT, §4) och ullticka (NT). Av dessa är 6 rödlistade. För rödlistade arter har rödlistekategorin angivits inom parentes. För fridlysta arter anges även paragrafen i Artskyddsförordningen som arten är fridlyst enligt.</w:t>
       </w:r>
     </w:p>
     <w:p>
@@ -95,6 +95,17 @@
         <w:rPr>
           <w:b/>
         </w:rPr>
+        <w:t>Doftskinn (NT)</w:t>
+      </w:r>
+      <w:r>
+        <w:t>, rödlistad som nära hotad, är en mycket bra signalart för boreal granskog och indikerar ett gran-skogsekosystem med lång kontinuitet av grova lågor. Arten är placerad i toppen av Skogsstyrelsens värdepyramid för bedömning av skog med höga naturvärden och har klassats som en “urskogsindikator”, då den förekommer med ett tydligt optimum i helt eller nästan helt orörda skogar (Nitare &amp; Skogsstyrelsen, 2019).</w:t>
+      </w:r>
+    </w:p>
+    <w:p>
+      <w:r>
+        <w:rPr>
+          <w:b/>
+        </w:rPr>
         <w:t>Garnlav (NT)</w:t>
       </w:r>
       <w:r>
@@ -110,6 +121,142 @@
       </w:r>
       <w:r>
         <w:t xml:space="preserve"> förekommer främst i äldre skogar med naturskogskaraktär, liksom i dimensionsavverkade och plockhuggna skogar. I äldre grannaturskog i norra Sverige är den alltjämt en förhållandevis vanlig karaktärsart, medan den längre söderut blir allt mer sällsynt. I Götaland och delar av Svealand är den en god signalart för skyddsvärda granskogsmiljöer. Arten bedöms ha minskat starkt under senare år på grund av skogsavverkningar, då den framför allt växer i äldre granskog med långvarig grankontinuitet. I urskogsliknande bestånd i norra Sverige kan ibland påträffas den mycket sällsynta tickan grantickeporing (VU), som lever på döda grantickor (SLU Artdatabanken, 2024; Nitare &amp; Skogsstyrelsen, 2019).</w:t>
+      </w:r>
+    </w:p>
+    <w:p>
+      <w:r>
+        <w:rPr>
+          <w:b/>
+        </w:rPr>
+        <w:t>Harticka (NT)</w:t>
+      </w:r>
+      <w:r>
+        <w:t xml:space="preserve"> är normalt en mycket bra signalart för granskogar med höga naturvärden. Även när svampen påträffas i mer påverkade skogar är det nästan alltid fråga om skogsmiljöer i sena successionsstadier med höga naturvärden. Skogsskötselåtgärder på eller i omedelbar närhet av växtplatserna kan innebära ett hot mot arten (SLU Artdatabanken, 2024; Nitare &amp; Skogsstyrelsen, 2019).</w:t>
+      </w:r>
+    </w:p>
+    <w:p>
+      <w:r>
+        <w:rPr>
+          <w:b/>
+        </w:rPr>
+        <w:t>Ullticka (NT)</w:t>
+      </w:r>
+      <w:r>
+        <w:t xml:space="preserve"> är knuten till restbestånd av barrnaturskog och förekommer med ett tydligt optimum i orörda eller måttligt påverkade gamla granskogar där det föreligger viss kontinuitet av grov död ved. Ullticka är en bra signalart inom hela sitt utbredningsområde och i södra Sverige är den sällsynt och en god signalart för skyddsvärda granskogsmiljöer. Den hotas av avverkning och fragmentering av naturskog och äldre granskog med lång trädkontinuitet. På ullticka kan ibland ulltickeporing (VU) påträffas - det är en sällsynt ticka som nyligen delats upp i tre olika arter: </w:t>
+      </w:r>
+      <w:r>
+        <w:rPr>
+          <w:i/>
+        </w:rPr>
+        <w:t xml:space="preserve">Skeletocutis brevispora </w:t>
+      </w:r>
+      <w:r>
+        <w:t>(ulltickeporing)</w:t>
+      </w:r>
+      <w:r>
+        <w:rPr>
+          <w:i/>
+        </w:rPr>
+        <w:t>, Skeletocutis delicata och Skeletocutis exilis</w:t>
+      </w:r>
+      <w:r>
+        <w:t>. De två sistnämnda arterna står för närvarande (2020) som ej bedömda i rödlistan (SLU Artdatabanken, 2024; Nitare &amp; Skogsstyrelsen, 2019; Miettinen &amp; Niemelä, 2018).</w:t>
+      </w:r>
+    </w:p>
+    <w:p>
+      <w:pPr>
+        <w:pStyle w:val="Heading1"/>
+      </w:pPr>
+      <w:r>
+        <w:t>Fridlysta arter</w:t>
+      </w:r>
+    </w:p>
+    <w:p>
+      <w:r>
+        <w:t>Följande fridlysta arter har sina livsmiljöer och växtplatser i den avverkningsanmälda skogen: järpe (NT, §4).</w:t>
+      </w:r>
+    </w:p>
+    <w:p>
+      <w:r>
+        <w:t xml:space="preserve">Observera att medlemsländerna är skyldiga att agera i enlighet med EU:s fågeldirektiv där det uttryckligen står att direktivet gäller för fåglar samt för deras ägg, bon och </w:t>
+      </w:r>
+      <w:r>
+        <w:rPr>
+          <w:b/>
+        </w:rPr>
+        <w:t xml:space="preserve">livsmiljöer </w:t>
+      </w:r>
+      <w:r>
+        <w:t>(artikel 1). Vidare att de åtgärder som vidtas inte får leda till en försämring av den nuvarande situationen beträffande bevarandet av de fågelarter som avses i artikel 1 (artikel 13). Fågeldirektivet är styrande för tillsynsansvariga myndigheters ärendehantering, ställningstaganden och beslutsfattande.</w:t>
+      </w:r>
+    </w:p>
+    <w:p>
+      <w:r>
+        <w:rPr>
+          <w:b/>
+        </w:rPr>
+        <w:t>Järpe (NT, §4)</w:t>
+      </w:r>
+      <w:r>
+        <w:t>, som är rödlistad som nära hotad och upptagen i bilaga 1 och 2 EU:s fågeldirektiv, har häckningsrevir i avverkningsanmälan. Arten har minskat med 25 (10–40) % under de senaste 12 åren och är mycket stationär inom sitt revir som är minst 25 hektar stort. Dess livsmiljöer utgörs av tät barrskog med inblandning av lövträd och en väl utvecklad flerskiktad struktur med bärris och yngre eller undertryckta, täta granar i ett lägre skikt, ofta utmed bäckar och åar inne i den skyddande granskogen. Järpen överlever inte om dess livsmiljö kalavverkas och är även känslig för röjning, gallring och avverkning där unga granar och lövträd inte sparas i tillräcklig omfattning. Minskningstakten för den svenska populationen bedöms vara nära gränsvärdet för Sårbar (VU). (A2b)  (SLU Artdatabanken, 2022).</w:t>
+      </w:r>
+    </w:p>
+    <w:p>
+      <w:r>
+        <w:t>I BILAGA 1 finns mer detaljerad information om ekologi samt krav på livsmiljö hos fridlysta arter.</w:t>
+      </w:r>
+    </w:p>
+    <w:p>
+      <w:r>
+        <w:br w:type="page"/>
+      </w:r>
+    </w:p>
+    <w:p>
+      <w:pPr>
+        <w:pStyle w:val="Title"/>
+      </w:pPr>
+      <w:r>
+        <w:t>BILAGA 1 – Fridlysta arter</w:t>
+      </w:r>
+    </w:p>
+    <w:p>
+      <w:pPr>
+        <w:pStyle w:val="Heading1"/>
+      </w:pPr>
+      <w:r>
+        <w:t>Järpe – ekologi samt krav på livsmiljön</w:t>
+      </w:r>
+    </w:p>
+    <w:p>
+      <w:r>
+        <w:t>Järpe är rödlistad som nära hotad (NT), fridlyst enligt 4§ Artskyddsförordningen och upptagen i bilaga 1 och 2 EU:s fågeldirektiv. Järpen, som minskat med 25 (10–40) % under de senaste 12 åren, har sina livsmiljöer i tät barrskog med inblandning av lövträd och en väl utvecklad flerskiktad struktur med bärris och yngre eller undertryckta, täta granar i ett lägre skikt, ofta utmed bäckar och åar inne i den skyddande granskogen (SLU Artdatabanken, 2022).</w:t>
+      </w:r>
+    </w:p>
+    <w:p>
+      <w:r>
+        <w:t>Arten behöver lämpliga skogsbestånd om sammanlagt minst 25 hektar. Den är mycket stationär inom sitt revir och när ett par etablerat sig stannar de så länge miljön är intakt. Den undviker öppen mark och förﬂyttar sig sällan över större öppna myrar eller åkermark, och är därför känslig för fragmentering. Järpen överlever inte om dess livsmiljö kalavverkas och är även känslig för röjning, gallring och avverkning där unga granar och lövträd inte sparas i tillräcklig omfattning. Minskningstakten för den svenska populationen bedöms vara nära gränsvärdet för Sårbar (VU). (A2b)  (SLU Artdatabanken, 2022).</w:t>
+      </w:r>
+    </w:p>
+    <w:p>
+      <w:pPr>
+        <w:pStyle w:val="Heading2"/>
+      </w:pPr>
+      <w:r>
+        <w:t>Referenser – järpe</w:t>
+      </w:r>
+    </w:p>
+    <w:p>
+      <w:r>
+        <w:t xml:space="preserve">SLU Artdatabanken, 2022. </w:t>
+      </w:r>
+      <w:r>
+        <w:rPr>
+          <w:i/>
+        </w:rPr>
+        <w:t xml:space="preserve">Artfaktablad. Naturvård – artfakta. </w:t>
+      </w:r>
+      <w:r>
+        <w:t>SLU Artdatabanken, Uppsala</w:t>
       </w:r>
     </w:p>
     <w:sectPr>
@@ -240,7 +387,7 @@
     <w:r>
       <w:tab/>
       <w:tab/>
-      <w:t>2026-01-25</w:t>
+      <w:t>2026-01-26</w:t>
       <w:br/>
       <w:br/>
     </w:r>

--- a/tillsyn/A 60967-2025 tillsynsbegäran.docx
+++ b/tillsyn/A 60967-2025 tillsynsbegäran.docx
@@ -387,7 +387,7 @@
     <w:r>
       <w:tab/>
       <w:tab/>
-      <w:t>2026-01-26</w:t>
+      <w:t>2026-01-27</w:t>
       <w:br/>
       <w:br/>
     </w:r>

--- a/tillsyn/A 60967-2025 tillsynsbegäran.docx
+++ b/tillsyn/A 60967-2025 tillsynsbegäran.docx
@@ -387,7 +387,7 @@
     <w:r>
       <w:tab/>
       <w:tab/>
-      <w:t>2026-01-27</w:t>
+      <w:t>2026-01-28</w:t>
       <w:br/>
       <w:br/>
     </w:r>

--- a/tillsyn/A 60967-2025 tillsynsbegäran.docx
+++ b/tillsyn/A 60967-2025 tillsynsbegäran.docx
@@ -468,7 +468,7 @@
     <w:r>
       <w:tab/>
       <w:tab/>
-      <w:t>2026-02-21</w:t>
+      <w:t>2026-02-22</w:t>
       <w:br/>
       <w:br/>
     </w:r>

--- a/tillsyn/A 60967-2025 tillsynsbegäran.docx
+++ b/tillsyn/A 60967-2025 tillsynsbegäran.docx
@@ -468,7 +468,7 @@
     <w:r>
       <w:tab/>
       <w:tab/>
-      <w:t>2026-02-22</w:t>
+      <w:t>2026-02-23</w:t>
       <w:br/>
       <w:br/>
     </w:r>

--- a/tillsyn/A 60967-2025 tillsynsbegäran.docx
+++ b/tillsyn/A 60967-2025 tillsynsbegäran.docx
@@ -468,7 +468,7 @@
     <w:r>
       <w:tab/>
       <w:tab/>
-      <w:t>2026-02-23</w:t>
+      <w:t>2026-02-24</w:t>
       <w:br/>
       <w:br/>
     </w:r>

--- a/tillsyn/A 60967-2025 tillsynsbegäran.docx
+++ b/tillsyn/A 60967-2025 tillsynsbegäran.docx
@@ -468,7 +468,7 @@
     <w:r>
       <w:tab/>
       <w:tab/>
-      <w:t>2026-02-24</w:t>
+      <w:t>2026-02-25</w:t>
       <w:br/>
       <w:br/>
     </w:r>

--- a/tillsyn/A 60967-2025 tillsynsbegäran.docx
+++ b/tillsyn/A 60967-2025 tillsynsbegäran.docx
@@ -468,7 +468,7 @@
     <w:r>
       <w:tab/>
       <w:tab/>
-      <w:t>2026-02-25</w:t>
+      <w:t>2026-02-26</w:t>
       <w:br/>
       <w:br/>
     </w:r>

--- a/tillsyn/A 60967-2025 tillsynsbegäran.docx
+++ b/tillsyn/A 60967-2025 tillsynsbegäran.docx
@@ -468,7 +468,7 @@
     <w:r>
       <w:tab/>
       <w:tab/>
-      <w:t>2026-02-26</w:t>
+      <w:t>2026-02-28</w:t>
       <w:br/>
       <w:br/>
     </w:r>

--- a/tillsyn/A 60967-2025 tillsynsbegäran.docx
+++ b/tillsyn/A 60967-2025 tillsynsbegäran.docx
@@ -468,7 +468,7 @@
     <w:r>
       <w:tab/>
       <w:tab/>
-      <w:t>2026-02-28</w:t>
+      <w:t>2026-03-01</w:t>
       <w:br/>
       <w:br/>
     </w:r>

--- a/tillsyn/A 60967-2025 tillsynsbegäran.docx
+++ b/tillsyn/A 60967-2025 tillsynsbegäran.docx
@@ -468,7 +468,7 @@
     <w:r>
       <w:tab/>
       <w:tab/>
-      <w:t>2026-03-01</w:t>
+      <w:t>2026-03-02</w:t>
       <w:br/>
       <w:br/>
     </w:r>

--- a/tillsyn/A 60967-2025 tillsynsbegäran.docx
+++ b/tillsyn/A 60967-2025 tillsynsbegäran.docx
@@ -133,7 +133,7 @@
         <w:rPr>
           <w:i/>
         </w:rPr>
-        <w:t xml:space="preserve"> 9070 Trädklädd betesmark </w:t>
+        <w:t xml:space="preserve"> 9070 Trädklädd betesmark</w:t>
       </w:r>
       <w:r>
         <w:t xml:space="preserve"> (SLU Artdatabanken, 2024).</w:t>
@@ -468,7 +468,7 @@
     <w:r>
       <w:tab/>
       <w:tab/>
-      <w:t>2026-03-02</w:t>
+      <w:t>2026-03-03</w:t>
       <w:br/>
       <w:br/>
     </w:r>

--- a/tillsyn/A 60967-2025 tillsynsbegäran.docx
+++ b/tillsyn/A 60967-2025 tillsynsbegäran.docx
@@ -468,7 +468,7 @@
     <w:r>
       <w:tab/>
       <w:tab/>
-      <w:t>2026-03-03</w:t>
+      <w:t>2026-03-04</w:t>
       <w:br/>
       <w:br/>
     </w:r>

--- a/tillsyn/A 60967-2025 tillsynsbegäran.docx
+++ b/tillsyn/A 60967-2025 tillsynsbegäran.docx
@@ -468,7 +468,7 @@
     <w:r>
       <w:tab/>
       <w:tab/>
-      <w:t>2026-03-04</w:t>
+      <w:t>2026-03-05</w:t>
       <w:br/>
       <w:br/>
     </w:r>

--- a/tillsyn/A 60967-2025 tillsynsbegäran.docx
+++ b/tillsyn/A 60967-2025 tillsynsbegäran.docx
@@ -468,7 +468,7 @@
     <w:r>
       <w:tab/>
       <w:tab/>
-      <w:t>2026-03-05</w:t>
+      <w:t>2026-03-06</w:t>
       <w:br/>
       <w:br/>
     </w:r>

--- a/tillsyn/A 60967-2025 tillsynsbegäran.docx
+++ b/tillsyn/A 60967-2025 tillsynsbegäran.docx
@@ -468,7 +468,7 @@
     <w:r>
       <w:tab/>
       <w:tab/>
-      <w:t>2026-03-06</w:t>
+      <w:t>2026-03-07</w:t>
       <w:br/>
       <w:br/>
     </w:r>

--- a/tillsyn/A 60967-2025 tillsynsbegäran.docx
+++ b/tillsyn/A 60967-2025 tillsynsbegäran.docx
@@ -468,7 +468,7 @@
     <w:r>
       <w:tab/>
       <w:tab/>
-      <w:t>2026-03-07</w:t>
+      <w:t>2026-03-08</w:t>
       <w:br/>
       <w:br/>
     </w:r>

--- a/tillsyn/A 60967-2025 tillsynsbegäran.docx
+++ b/tillsyn/A 60967-2025 tillsynsbegäran.docx
@@ -468,7 +468,7 @@
     <w:r>
       <w:tab/>
       <w:tab/>
-      <w:t>2026-03-08</w:t>
+      <w:t>2026-03-09</w:t>
       <w:br/>
       <w:br/>
     </w:r>

--- a/tillsyn/A 60967-2025 tillsynsbegäran.docx
+++ b/tillsyn/A 60967-2025 tillsynsbegäran.docx
@@ -468,7 +468,7 @@
     <w:r>
       <w:tab/>
       <w:tab/>
-      <w:t>2026-03-09</w:t>
+      <w:t>2026-03-10</w:t>
       <w:br/>
       <w:br/>
     </w:r>

--- a/tillsyn/A 60967-2025 tillsynsbegäran.docx
+++ b/tillsyn/A 60967-2025 tillsynsbegäran.docx
@@ -315,7 +315,7 @@
     </w:p>
     <w:p>
       <w:r>
-        <w:t>Arten behöver lämpliga skogsbestånd om sammanlagt minst 25 hektar. Den är mycket stationär inom sitt revir och när ett par etablerat sig stannar de så länge miljön är intakt. Den undviker öppen mark och förﬂyttar sig sällan över större öppna myrar eller åkermark, och är därför känslig för fragmentering. Järpen överlever inte om dess livsmiljö kalavverkas och är även känslig för röjning, gallring och avverkning där unga granar och lövträd inte sparas i tillräcklig omfattning. Minskningstakten för den svenska populationen bedöms vara nära gränsvärdet för Sårbar (VU). (A2b)  (SLU Artdatabanken, 2022).</w:t>
+        <w:t>Arten behöver lämpliga skogsbestånd om sammanlagt minst 25 hektar. Den är mycket stationär inom sitt revir och när ett par etablerat sig stannar de så länge miljön är intakt. Den undviker öppen mark och förﬂyttar sig sällan över större öppna myrar eller åkermark, och är därför känslig för fragmentering. Järpen överlever inte om dess livsmiljö kalavverkas och är även känslig för röjning, gallring och avverkning där unga granar och lövträd inte sparas i tillräcklig omfattning. Minskningstakten för den svenska populationen bedöms vara nära gränsvärdet för Sårbar (VU). (A2b) (SLU Artdatabanken, 2022).</w:t>
       </w:r>
     </w:p>
     <w:p>
@@ -468,7 +468,7 @@
     <w:r>
       <w:tab/>
       <w:tab/>
-      <w:t>2026-03-10</w:t>
+      <w:t>2026-03-11</w:t>
       <w:br/>
       <w:br/>
     </w:r>

--- a/tillsyn/A 60967-2025 tillsynsbegäran.docx
+++ b/tillsyn/A 60967-2025 tillsynsbegäran.docx
@@ -468,7 +468,7 @@
     <w:r>
       <w:tab/>
       <w:tab/>
-      <w:t>2026-03-11</w:t>
+      <w:t>2026-03-12</w:t>
       <w:br/>
       <w:br/>
     </w:r>

--- a/tillsyn/A 60967-2025 tillsynsbegäran.docx
+++ b/tillsyn/A 60967-2025 tillsynsbegäran.docx
@@ -468,7 +468,7 @@
     <w:r>
       <w:tab/>
       <w:tab/>
-      <w:t>2026-03-12</w:t>
+      <w:t>2026-03-13</w:t>
       <w:br/>
       <w:br/>
     </w:r>

--- a/tillsyn/A 60967-2025 tillsynsbegäran.docx
+++ b/tillsyn/A 60967-2025 tillsynsbegäran.docx
@@ -468,7 +468,7 @@
     <w:r>
       <w:tab/>
       <w:tab/>
-      <w:t>2026-03-13</w:t>
+      <w:t>2026-03-16</w:t>
       <w:br/>
       <w:br/>
     </w:r>

--- a/tillsyn/A 60967-2025 tillsynsbegäran.docx
+++ b/tillsyn/A 60967-2025 tillsynsbegäran.docx
@@ -468,7 +468,7 @@
     <w:r>
       <w:tab/>
       <w:tab/>
-      <w:t>2026-03-16</w:t>
+      <w:t>2026-03-17</w:t>
       <w:br/>
       <w:br/>
     </w:r>

--- a/tillsyn/A 60967-2025 tillsynsbegäran.docx
+++ b/tillsyn/A 60967-2025 tillsynsbegäran.docx
@@ -468,7 +468,7 @@
     <w:r>
       <w:tab/>
       <w:tab/>
-      <w:t>2026-03-17</w:t>
+      <w:t>2026-03-18</w:t>
       <w:br/>
       <w:br/>
     </w:r>

--- a/tillsyn/A 60967-2025 tillsynsbegäran.docx
+++ b/tillsyn/A 60967-2025 tillsynsbegäran.docx
@@ -468,7 +468,7 @@
     <w:r>
       <w:tab/>
       <w:tab/>
-      <w:t>2026-03-18</w:t>
+      <w:t>2026-03-19</w:t>
       <w:br/>
       <w:br/>
     </w:r>

--- a/tillsyn/A 60967-2025 tillsynsbegäran.docx
+++ b/tillsyn/A 60967-2025 tillsynsbegäran.docx
@@ -468,7 +468,7 @@
     <w:r>
       <w:tab/>
       <w:tab/>
-      <w:t>2026-03-19</w:t>
+      <w:t>2026-03-20</w:t>
       <w:br/>
       <w:br/>
     </w:r>

--- a/tillsyn/A 60967-2025 tillsynsbegäran.docx
+++ b/tillsyn/A 60967-2025 tillsynsbegäran.docx
@@ -468,7 +468,7 @@
     <w:r>
       <w:tab/>
       <w:tab/>
-      <w:t>2026-03-20</w:t>
+      <w:t>2026-03-21</w:t>
       <w:br/>
       <w:br/>
     </w:r>

--- a/tillsyn/A 60967-2025 tillsynsbegäran.docx
+++ b/tillsyn/A 60967-2025 tillsynsbegäran.docx
@@ -468,7 +468,7 @@
     <w:r>
       <w:tab/>
       <w:tab/>
-      <w:t>2026-03-21</w:t>
+      <w:t>2026-03-22</w:t>
       <w:br/>
       <w:br/>
     </w:r>

--- a/tillsyn/A 60967-2025 tillsynsbegäran.docx
+++ b/tillsyn/A 60967-2025 tillsynsbegäran.docx
@@ -522,7 +522,7 @@
     <w:r>
       <w:tab/>
       <w:tab/>
-      <w:t>2026-05-16</w:t>
+      <w:t>2026-05-17</w:t>
       <w:br/>
       <w:br/>
     </w:r>

--- a/tillsyn/A 60967-2025 tillsynsbegäran.docx
+++ b/tillsyn/A 60967-2025 tillsynsbegäran.docx
@@ -522,7 +522,7 @@
     <w:r>
       <w:tab/>
       <w:tab/>
-      <w:t>2026-05-17</w:t>
+      <w:t>2026-05-18</w:t>
       <w:br/>
       <w:br/>
     </w:r>

--- a/tillsyn/A 60967-2025 tillsynsbegäran.docx
+++ b/tillsyn/A 60967-2025 tillsynsbegäran.docx
@@ -522,7 +522,7 @@
     <w:r>
       <w:tab/>
       <w:tab/>
-      <w:t>2026-05-18</w:t>
+      <w:t>2026-05-19</w:t>
       <w:br/>
       <w:br/>
     </w:r>

--- a/tillsyn/A 60967-2025 tillsynsbegäran.docx
+++ b/tillsyn/A 60967-2025 tillsynsbegäran.docx
@@ -522,7 +522,7 @@
     <w:r>
       <w:tab/>
       <w:tab/>
-      <w:t>2026-05-19</w:t>
+      <w:t>2026-05-20</w:t>
       <w:br/>
       <w:br/>
     </w:r>

--- a/tillsyn/A 60967-2025 tillsynsbegäran.docx
+++ b/tillsyn/A 60967-2025 tillsynsbegäran.docx
@@ -522,7 +522,7 @@
     <w:r>
       <w:tab/>
       <w:tab/>
-      <w:t>2026-05-20</w:t>
+      <w:t>2026-05-21</w:t>
       <w:br/>
       <w:br/>
     </w:r>

--- a/tillsyn/A 60967-2025 tillsynsbegäran.docx
+++ b/tillsyn/A 60967-2025 tillsynsbegäran.docx
@@ -522,7 +522,7 @@
     <w:r>
       <w:tab/>
       <w:tab/>
-      <w:t>2026-05-21</w:t>
+      <w:t>2026-05-22</w:t>
       <w:br/>
       <w:br/>
     </w:r>

--- a/tillsyn/A 60967-2025 tillsynsbegäran.docx
+++ b/tillsyn/A 60967-2025 tillsynsbegäran.docx
@@ -522,7 +522,7 @@
     <w:r>
       <w:tab/>
       <w:tab/>
-      <w:t>2026-05-22</w:t>
+      <w:t>2026-05-23</w:t>
       <w:br/>
       <w:br/>
     </w:r>

--- a/tillsyn/A 60967-2025 tillsynsbegäran.docx
+++ b/tillsyn/A 60967-2025 tillsynsbegäran.docx
@@ -522,7 +522,7 @@
     <w:r>
       <w:tab/>
       <w:tab/>
-      <w:t>2026-05-23</w:t>
+      <w:t>2026-05-24</w:t>
       <w:br/>
       <w:br/>
     </w:r>

--- a/tillsyn/A 60967-2025 tillsynsbegäran.docx
+++ b/tillsyn/A 60967-2025 tillsynsbegäran.docx
@@ -522,7 +522,7 @@
     <w:r>
       <w:tab/>
       <w:tab/>
-      <w:t>2026-05-24</w:t>
+      <w:t>2026-05-25</w:t>
       <w:br/>
       <w:br/>
     </w:r>

--- a/tillsyn/A 60967-2025 tillsynsbegäran.docx
+++ b/tillsyn/A 60967-2025 tillsynsbegäran.docx
@@ -522,7 +522,7 @@
     <w:r>
       <w:tab/>
       <w:tab/>
-      <w:t>2026-05-25</w:t>
+      <w:t>2026-05-26</w:t>
       <w:br/>
       <w:br/>
     </w:r>

--- a/tillsyn/A 60967-2025 tillsynsbegäran.docx
+++ b/tillsyn/A 60967-2025 tillsynsbegäran.docx
@@ -522,7 +522,7 @@
     <w:r>
       <w:tab/>
       <w:tab/>
-      <w:t>2026-05-26</w:t>
+      <w:t>2026-05-27</w:t>
       <w:br/>
       <w:br/>
     </w:r>

--- a/tillsyn/A 60967-2025 tillsynsbegäran.docx
+++ b/tillsyn/A 60967-2025 tillsynsbegäran.docx
@@ -522,7 +522,7 @@
     <w:r>
       <w:tab/>
       <w:tab/>
-      <w:t>2026-05-27</w:t>
+      <w:t>2026-05-28</w:t>
       <w:br/>
       <w:br/>
     </w:r>

--- a/tillsyn/A 60967-2025 tillsynsbegäran.docx
+++ b/tillsyn/A 60967-2025 tillsynsbegäran.docx
@@ -522,7 +522,7 @@
     <w:r>
       <w:tab/>
       <w:tab/>
-      <w:t>2026-05-28</w:t>
+      <w:t>2026-05-29</w:t>
       <w:br/>
       <w:br/>
     </w:r>

--- a/tillsyn/A 60967-2025 tillsynsbegäran.docx
+++ b/tillsyn/A 60967-2025 tillsynsbegäran.docx
@@ -522,7 +522,7 @@
     <w:r>
       <w:tab/>
       <w:tab/>
-      <w:t>2026-05-29</w:t>
+      <w:t>2026-05-30</w:t>
       <w:br/>
       <w:br/>
     </w:r>

--- a/tillsyn/A 60967-2025 tillsynsbegäran.docx
+++ b/tillsyn/A 60967-2025 tillsynsbegäran.docx
@@ -522,7 +522,7 @@
     <w:r>
       <w:tab/>
       <w:tab/>
-      <w:t>2026-05-30</w:t>
+      <w:t>2026-05-31</w:t>
       <w:br/>
       <w:br/>
     </w:r>

--- a/tillsyn/A 60967-2025 tillsynsbegäran.docx
+++ b/tillsyn/A 60967-2025 tillsynsbegäran.docx
@@ -522,7 +522,7 @@
     <w:r>
       <w:tab/>
       <w:tab/>
-      <w:t>2026-05-31</w:t>
+      <w:t>2026-06-01</w:t>
       <w:br/>
       <w:br/>
     </w:r>

--- a/tillsyn/A 60967-2025 tillsynsbegäran.docx
+++ b/tillsyn/A 60967-2025 tillsynsbegäran.docx
@@ -522,7 +522,7 @@
     <w:r>
       <w:tab/>
       <w:tab/>
-      <w:t>2026-06-01</w:t>
+      <w:t>2026-06-02</w:t>
       <w:br/>
       <w:br/>
     </w:r>

--- a/tillsyn/A 60967-2025 tillsynsbegäran.docx
+++ b/tillsyn/A 60967-2025 tillsynsbegäran.docx
@@ -522,7 +522,7 @@
     <w:r>
       <w:tab/>
       <w:tab/>
-      <w:t>2026-06-02</w:t>
+      <w:t>2026-06-03</w:t>
       <w:br/>
       <w:br/>
     </w:r>

--- a/tillsyn/A 60967-2025 tillsynsbegäran.docx
+++ b/tillsyn/A 60967-2025 tillsynsbegäran.docx
@@ -522,7 +522,7 @@
     <w:r>
       <w:tab/>
       <w:tab/>
-      <w:t>2026-06-03</w:t>
+      <w:t>2026-06-04</w:t>
       <w:br/>
       <w:br/>
     </w:r>

--- a/tillsyn/A 60967-2025 tillsynsbegäran.docx
+++ b/tillsyn/A 60967-2025 tillsynsbegäran.docx
@@ -522,7 +522,7 @@
     <w:r>
       <w:tab/>
       <w:tab/>
-      <w:t>2026-06-04</w:t>
+      <w:t>2026-06-05</w:t>
       <w:br/>
       <w:br/>
     </w:r>
